--- a/生態廁所回報單.docx
+++ b/生態廁所回報單.docx
@@ -545,7 +545,7 @@
               <w:rPr>
                 <w:rFonts w:ascii="標楷體" w:eastAsia="標楷體" w:hAnsi="標楷體" w:cs="新細明體" w:hint="eastAsia"/>
               </w:rPr>
-              <w:t>天侯</w:t>
+              <w:t>天候</w:t>
             </w:r>
           </w:p>
         </w:tc>
@@ -1049,7 +1049,7 @@
               <w:rPr>
                 <w:rFonts w:ascii="標楷體" w:eastAsia="標楷體" w:hAnsi="標楷體" w:cs="新細明體" w:hint="eastAsia"/>
               </w:rPr>
-              <w:t>天侯</w:t>
+              <w:t>天候</w:t>
             </w:r>
           </w:p>
         </w:tc>
